--- a/03_Outputs/final scripts/ru/Module 3/3.2.0-ru.docx
+++ b/03_Outputs/final scripts/ru/Module 3/3.2.0-ru.docx
@@ -9,17 +9,17 @@
     </w:p>
     <w:p>
       <w:r>
-        <w:t xml:space="preserve">Энергетический переход — это не только инфраструктура, он затрагивает права, средства к существованию и социальное благополучие. Исследования зафиксировали повторяющиеся проблемы, включая спорное использование земель, перемещение сообществ и нарушения прав работников в цепочках поставок минералов. Решение этих вопросов требует правовых гарантий, эффективного правоприменения и активного участия наиболее пострадавших.  </w:t>
+        <w:t xml:space="preserve">Энергетический переход — это не только инфраструктура, он затрагивает права, средства к существованию и социальное благополучие. Исследования зафиксировали повторяющиеся проблемы, включая спорное использование земель, перемещение сообществ и нарушения прав трудящихся в цепочках поставок минералов. Решение этих вопросов требует правовых гарантий, эффективного правоприменения и активного участия наиболее пострадавших.  </w:t>
       </w:r>
     </w:p>
     <w:p>
       <w:r>
-        <w:t xml:space="preserve">Участие лежит в основе легитимности. Свободное, предварительное и информированное согласие обеспечивает коренным народам и местным сообществам возможность формировать проекты с самого начала. В Колумбии народ ую участвует через межкультурные платформы, которые уважают традиционное управление и интегрируют гендерные перспективы — снижая конфликты и позволяя проектам возобновляемой энергетики развиваться на равных условиях.  </w:t>
+        <w:t xml:space="preserve">Участие лежит в основе легитимности. Свободное, предварительное и информированное согласие обеспечивает коренным народам и местным сообществам возможность формировать проекты с самого начала. В Колумбии народ ваяю участвует через межкультурные платформы, которые уважают традиционное управление и интегрируют гендерные перспективы — снижая конфликты и позволяя возобновляемым проектам развиваться на общих условиях.  </w:t>
       </w:r>
     </w:p>
     <w:p>
       <w:r>
-        <w:t xml:space="preserve">Международные рамки также важны. Соглашение Эсказю 2018 года, первое региональное соглашение в Латинской Америке и Карибском бассейне, устанавливает обязательства по доступу к информации, участию общественности и защите защитников окружающей среды. Оно связывает управление окружающей средой с гражданскими и политическими правами, предлагая модель балансировки климатических целей и справедливости.  </w:t>
+        <w:t xml:space="preserve">Международные рамки также важны. В 2018 году было подписано соглашение Эсказю, первое региональное соглашение в Латинской Америке и Карибском бассейне, устанавливающее обязательства по доступу к информации, участию общественности и защите защитников окружающей среды. Оно связывает управление окружающей средой с гражданскими и политическими правами, предлагая модель балансировки климатических целей и справедливости.  </w:t>
       </w:r>
     </w:p>
     <w:p>

--- a/03_Outputs/final scripts/ru/Module 3/3.2.0-ru.docx
+++ b/03_Outputs/final scripts/ru/Module 3/3.2.0-ru.docx
@@ -9,12 +9,12 @@
     </w:p>
     <w:p>
       <w:r>
-        <w:t xml:space="preserve">Энергетический переход — это не только инфраструктура, он затрагивает права, средства к существованию и социальное благополучие. Исследования зафиксировали повторяющиеся проблемы, включая спорное использование земель, перемещение сообществ и нарушения прав трудящихся в цепочках поставок минералов. Решение этих вопросов требует правовых гарантий, эффективного правоприменения и активного участия наиболее пострадавших.  </w:t>
+        <w:t xml:space="preserve">Энергетический переход — это не только инфраструктура, он затрагивает права, средства к существованию и социальное благополучие. Исследования зафиксировали повторяющиеся проблемы, включая спорное использование земель, перемещение сообществ и нарушения прав работников в цепочках поставок минералов. Решение этих вопросов требует правовых гарантий, эффективного правоприменения и активного участия наиболее пострадавших.  </w:t>
       </w:r>
     </w:p>
     <w:p>
       <w:r>
-        <w:t xml:space="preserve">Участие лежит в основе легитимности. Свободное, предварительное и информированное согласие обеспечивает коренным народам и местным сообществам возможность формировать проекты с самого начала. В Колумбии народ ваяю участвует через межкультурные платформы, которые уважают традиционное управление и интегрируют гендерные перспективы — снижая конфликты и позволяя возобновляемым проектам развиваться на общих условиях.  </w:t>
+        <w:t xml:space="preserve">Участие лежит в основе легитимности. Свободное, предварительное и информированное согласие обеспечивает коренным народам и местным сообществам возможность формировать проекты с самого начала. В Колумбии народ ую участвует через межкультурные платформы, которые уважают традиционное управление и интегрируют гендерные перспективы — снижая конфликты и позволяя проектам возобновляемой энергетики развиваться на общих условиях.  </w:t>
       </w:r>
     </w:p>
     <w:p>
@@ -29,7 +29,7 @@
     </w:p>
     <w:p>
       <w:r>
-        <w:t xml:space="preserve">Гендерное равенство остается критически важным. По состоянию на 2024 год женщины составляют менее трети работников в сфере возобновляемых источников энергии и недостаточно представлены в руководстве. Меры, такие как стипендии, наставничество и политики, учитывающие уход за семьей, улучшают участие и повышают эффективность организаций.  </w:t>
+        <w:t xml:space="preserve">Гендерное равенство остается критически важным. По состоянию на 2024 год женщины составляют менее трети работников в сфере возобновляемой энергетики и недопредставлены в руководстве. Меры, такие как стипендии, наставничество и политики, учитывающие уход за семьей, улучшают участие и повышают эффективность организаций.  </w:t>
       </w:r>
     </w:p>
     <w:p>
